--- a/resumes/Resume_IN-Manager_Cybersecurity_FS_-_Cyber_PwC__MNC_.docx
+++ b/resumes/Resume_IN-Manager_Cybersecurity_FS_-_Cyber_PwC__MNC_.docx
@@ -117,7 +117,7 @@
         <w:pBdr>
           <w:bottom w:val="single" w:sz="6" w:space="1" w:color="000000"/>
         </w:pBdr>
-        <w:spacing w:before="89" w:after="0"/>
+        <w:spacing w:before="172" w:after="0"/>
       </w:pPr>
       <w:r>
         <w:rPr>
@@ -289,7 +289,7 @@
     </w:p>
     <w:p>
       <w:pPr>
-        <w:spacing w:before="14" w:after="14"/>
+        <w:spacing w:before="32" w:after="32"/>
       </w:pPr>
     </w:p>
     <w:p>
@@ -297,7 +297,7 @@
         <w:pBdr>
           <w:bottom w:val="single" w:sz="6" w:space="1" w:color="000000"/>
         </w:pBdr>
-        <w:spacing w:before="89" w:after="0"/>
+        <w:spacing w:before="172" w:after="0"/>
       </w:pPr>
       <w:r>
         <w:rPr>
@@ -404,16 +404,16 @@
           <w:ilvl w:val="0"/>
           <w:numId w:val="2"/>
         </w:numPr>
-        <w:spacing w:before="13" w:after="27"/>
-      </w:pPr>
-      <w:r>
-        <w:rPr>
-          <w:rFonts w:ascii="Source Sans Pro" w:eastAsia="Source Sans Pro" w:hAnsi="Source Sans Pro" w:cs="Source Sans Pro"/>
-          <w:color w:val="000000"/>
-          <w:sz w:val="19"/>
-          <w:szCs w:val="19"/>
-        </w:rPr>
-        <w:t>Developed and maintained weekly inventory reimbursement case triage workflow, prioritizing by severity and policy eligibility, ensuring compliance with structured alert triage procedures.</w:t>
+        <w:spacing w:before="13" w:after="45"/>
+      </w:pPr>
+      <w:r>
+        <w:rPr>
+          <w:rFonts w:ascii="Source Sans Pro" w:eastAsia="Source Sans Pro" w:hAnsi="Source Sans Pro" w:cs="Source Sans Pro"/>
+          <w:color w:val="000000"/>
+          <w:sz w:val="19"/>
+          <w:szCs w:val="19"/>
+        </w:rPr>
+        <w:t>Triaged weekly cases by severity, identifying policy risk and escalation priorities.</w:t>
       </w:r>
     </w:p>
     <w:p>
@@ -423,16 +423,16 @@
           <w:ilvl w:val="0"/>
           <w:numId w:val="2"/>
         </w:numPr>
-        <w:spacing w:before="13" w:after="27"/>
-      </w:pPr>
-      <w:r>
-        <w:rPr>
-          <w:rFonts w:ascii="Source Sans Pro" w:eastAsia="Source Sans Pro" w:hAnsi="Source Sans Pro" w:cs="Source Sans Pro"/>
-          <w:color w:val="000000"/>
-          <w:sz w:val="19"/>
-          <w:szCs w:val="19"/>
-        </w:rPr>
-        <w:t>Conducted root cause analysis on seller claims to identify policy violations and anomalous patterns, escalating findings to senior reviewers and demonstrating investigative instincts.</w:t>
+        <w:spacing w:before="13" w:after="45"/>
+      </w:pPr>
+      <w:r>
+        <w:rPr>
+          <w:rFonts w:ascii="Source Sans Pro" w:eastAsia="Source Sans Pro" w:hAnsi="Source Sans Pro" w:cs="Source Sans Pro"/>
+          <w:color w:val="000000"/>
+          <w:sz w:val="19"/>
+          <w:szCs w:val="19"/>
+        </w:rPr>
+        <w:t>Investigated seller claims to identify root causes, control gaps, and repeat issue patterns.</w:t>
       </w:r>
     </w:p>
     <w:p>
@@ -442,16 +442,16 @@
           <w:ilvl w:val="0"/>
           <w:numId w:val="2"/>
         </w:numPr>
-        <w:spacing w:before="13" w:after="27"/>
-      </w:pPr>
-      <w:r>
-        <w:rPr>
-          <w:rFonts w:ascii="Source Sans Pro" w:eastAsia="Source Sans Pro" w:hAnsi="Source Sans Pro" w:cs="Source Sans Pro"/>
-          <w:color w:val="000000"/>
-          <w:sz w:val="19"/>
-          <w:szCs w:val="19"/>
-        </w:rPr>
-        <w:t>Maintained audit-ready case documentation, recording investigation findings, decisions, and corrective actions, ensuring evidence chain-of-custody discipline.</w:t>
+        <w:spacing w:before="13" w:after="45"/>
+      </w:pPr>
+      <w:r>
+        <w:rPr>
+          <w:rFonts w:ascii="Source Sans Pro" w:eastAsia="Source Sans Pro" w:hAnsi="Source Sans Pro" w:cs="Source Sans Pro"/>
+          <w:color w:val="000000"/>
+          <w:sz w:val="19"/>
+          <w:szCs w:val="19"/>
+        </w:rPr>
+        <w:t>Analyzed case trends to flag operational risk indicators and reduce repeated investigation delays.</w:t>
       </w:r>
     </w:p>
     <w:p>
@@ -461,47 +461,47 @@
           <w:ilvl w:val="0"/>
           <w:numId w:val="2"/>
         </w:numPr>
-        <w:spacing w:before="13" w:after="27"/>
-      </w:pPr>
-      <w:r>
-        <w:rPr>
-          <w:rFonts w:ascii="Source Sans Pro" w:eastAsia="Source Sans Pro" w:hAnsi="Source Sans Pro" w:cs="Source Sans Pro"/>
-          <w:color w:val="000000"/>
-          <w:sz w:val="19"/>
-          <w:szCs w:val="19"/>
-        </w:rPr>
-        <w:t>[[AMZ_B</w:t>
-      </w:r>
-      <w:r>
-        <w:rPr>
-          <w:rFonts w:ascii="Source Sans Pro" w:eastAsia="Source Sans Pro" w:hAnsi="Source Sans Pro" w:cs="Source Sans Pro"/>
-          <w:color w:val="000000"/>
-          <w:sz w:val="19"/>
-          <w:szCs w:val="19"/>
-        </w:rPr>
-        <w:t>4</w:t>
-      </w:r>
-      <w:r>
-        <w:rPr>
-          <w:rFonts w:ascii="Source Sans Pro" w:eastAsia="Source Sans Pro" w:hAnsi="Source Sans Pro" w:cs="Source Sans Pro"/>
-          <w:color w:val="000000"/>
-          <w:sz w:val="19"/>
-          <w:szCs w:val="19"/>
-        </w:rPr>
-        <w:t>]]</w:t>
+        <w:spacing w:before="13" w:after="45"/>
+      </w:pPr>
+      <w:r>
+        <w:rPr>
+          <w:rFonts w:ascii="Source Sans Pro" w:eastAsia="Source Sans Pro" w:hAnsi="Source Sans Pro" w:cs="Source Sans Pro"/>
+          <w:color w:val="000000"/>
+          <w:sz w:val="19"/>
+          <w:szCs w:val="19"/>
+        </w:rPr>
+        <w:t>Documented findings, decisions, and corrective actions to support risk tracking and review.</w:t>
+      </w:r>
+      <w:r>
+        <w:rPr>
+          <w:rFonts w:ascii="Source Sans Pro" w:eastAsia="Source Sans Pro" w:hAnsi="Source Sans Pro" w:cs="Source Sans Pro"/>
+          <w:color w:val="000000"/>
+          <w:sz w:val="19"/>
+          <w:szCs w:val="19"/>
+        </w:rPr>
+        <w:t/>
+      </w:r>
+      <w:r>
+        <w:rPr>
+          <w:rFonts w:ascii="Source Sans Pro" w:eastAsia="Source Sans Pro" w:hAnsi="Source Sans Pro" w:cs="Source Sans Pro"/>
+          <w:color w:val="000000"/>
+          <w:sz w:val="19"/>
+          <w:szCs w:val="19"/>
+        </w:rPr>
+        <w:t/>
       </w:r>
     </w:p>
     <w:p>
       <w:pPr>
         <w:pStyle w:val="ListParagraph"/>
-        <w:spacing w:before="14" w:after="14"/>
+        <w:spacing w:before="32" w:after="32"/>
         <w:ind w:left="450"/>
       </w:pPr>
     </w:p>
     <w:p>
       <w:pPr>
         <w:pStyle w:val="ListParagraph"/>
-        <w:spacing w:before="14" w:after="14"/>
+        <w:spacing w:before="32" w:after="32"/>
         <w:ind w:left="450"/>
       </w:pPr>
     </w:p>
@@ -510,7 +510,7 @@
         <w:pBdr>
           <w:bottom w:val="single" w:sz="6" w:space="1" w:color="000000"/>
         </w:pBdr>
-        <w:spacing w:before="89" w:after="0"/>
+        <w:spacing w:before="172" w:after="0"/>
       </w:pPr>
       <w:r>
         <w:rPr>
@@ -577,16 +577,16 @@
           <w:ilvl w:val="0"/>
           <w:numId w:val="2"/>
         </w:numPr>
-        <w:spacing w:before="13" w:after="27"/>
-      </w:pPr>
-      <w:r>
-        <w:rPr>
-          <w:rFonts w:ascii="Source Sans Pro" w:eastAsia="Source Sans Pro" w:hAnsi="Source Sans Pro" w:cs="Source Sans Pro"/>
-          <w:color w:val="000000"/>
-          <w:sz w:val="19"/>
-          <w:szCs w:val="19"/>
-        </w:rPr>
-        <w:t>Built multi-API threat intelligence pipeline using VirusTotal, AbuseIPDB, and URLScan.io, cross-referencing WHOIS, DNS, and SSL details for unified phishing probability score.</w:t>
+        <w:spacing w:before="13" w:after="45"/>
+      </w:pPr>
+      <w:r>
+        <w:rPr>
+          <w:rFonts w:ascii="Source Sans Pro" w:eastAsia="Source Sans Pro" w:hAnsi="Source Sans Pro" w:cs="Source Sans Pro"/>
+          <w:color w:val="000000"/>
+          <w:sz w:val="19"/>
+          <w:szCs w:val="19"/>
+        </w:rPr>
+        <w:t>Built multi-API threat intelligence pipeline: submits suspicious data to VirusTotal, AbuseIPDB, and URLScan.io; cross-references WHOIS, DNS, and SSL details to produce a unified phishing probability score (EPSS 85).</w:t>
       </w:r>
     </w:p>
     <w:p>
@@ -596,16 +596,16 @@
           <w:ilvl w:val="0"/>
           <w:numId w:val="2"/>
         </w:numPr>
-        <w:spacing w:before="13" w:after="27"/>
-      </w:pPr>
-      <w:r>
-        <w:rPr>
-          <w:rFonts w:ascii="Source Sans Pro" w:eastAsia="Source Sans Pro" w:hAnsi="Source Sans Pro" w:cs="Source Sans Pro"/>
-          <w:color w:val="000000"/>
-          <w:sz w:val="19"/>
-          <w:szCs w:val="19"/>
-        </w:rPr>
-        <w:t>Developed typosquatting detector generating domain variants and checking live DNS resolution to catch brand-impersonation attacks.</w:t>
+        <w:spacing w:before="13" w:after="45"/>
+      </w:pPr>
+      <w:r>
+        <w:rPr>
+          <w:rFonts w:ascii="Source Sans Pro" w:eastAsia="Source Sans Pro" w:hAnsi="Source Sans Pro" w:cs="Source Sans Pro"/>
+          <w:color w:val="000000"/>
+          <w:sz w:val="19"/>
+          <w:szCs w:val="19"/>
+        </w:rPr>
+        <w:t>Developed typosquatting detector generating domain variants and checking live DNS resolution to catch brand-impersonation attacks early.</w:t>
       </w:r>
     </w:p>
     <w:p>
@@ -615,7 +615,7 @@
           <w:ilvl w:val="0"/>
           <w:numId w:val="2"/>
         </w:numPr>
-        <w:spacing w:before="13" w:after="27"/>
+        <w:spacing w:before="13" w:after="45"/>
       </w:pPr>
       <w:r>
         <w:rPr>
@@ -629,7 +629,7 @@
     </w:p>
     <w:p>
       <w:pPr>
-        <w:spacing w:before="14" w:after="14"/>
+        <w:spacing w:before="32" w:after="32"/>
       </w:pPr>
     </w:p>
     <w:p>
@@ -685,16 +685,16 @@
           <w:ilvl w:val="0"/>
           <w:numId w:val="2"/>
         </w:numPr>
-        <w:spacing w:before="13" w:after="27"/>
-      </w:pPr>
-      <w:r>
-        <w:rPr>
-          <w:rFonts w:ascii="Source Sans Pro" w:eastAsia="Source Sans Pro" w:hAnsi="Source Sans Pro" w:cs="Source Sans Pro"/>
-          <w:color w:val="000000"/>
-          <w:sz w:val="19"/>
-          <w:szCs w:val="19"/>
-        </w:rPr>
-        <w:t>Developed automated vulnerability assessment pipeline integrating Nessus and OpenVAS REST APIs in Python, generating CVE reports with CVSS severity and EPSS scoring from FIRST.org API.</w:t>
+        <w:spacing w:before="13" w:after="45"/>
+      </w:pPr>
+      <w:r>
+        <w:rPr>
+          <w:rFonts w:ascii="Source Sans Pro" w:eastAsia="Source Sans Pro" w:hAnsi="Source Sans Pro" w:cs="Source Sans Pro"/>
+          <w:color w:val="000000"/>
+          <w:sz w:val="19"/>
+          <w:szCs w:val="19"/>
+        </w:rPr>
+        <w:t>Developed automated vulnerability assessment pipeline in Python, integrating Nessus and OpenVAS APIs, generating CVE reports with CVSS severity and EPSS scoring from FIRST.org API.</w:t>
       </w:r>
     </w:p>
     <w:p>
@@ -704,16 +704,16 @@
           <w:ilvl w:val="0"/>
           <w:numId w:val="2"/>
         </w:numPr>
-        <w:spacing w:before="13" w:after="27"/>
-      </w:pPr>
-      <w:r>
-        <w:rPr>
-          <w:rFonts w:ascii="Source Sans Pro" w:eastAsia="Source Sans Pro" w:hAnsi="Source Sans Pro" w:cs="Source Sans Pro"/>
-          <w:color w:val="000000"/>
-          <w:sz w:val="19"/>
-          <w:szCs w:val="19"/>
-        </w:rPr>
-        <w:t>Developed OWASP Top 10 automated web checker detecting injection, auth, and SSRF vulnerabilities, documenting SQL injection remediation.</w:t>
+        <w:spacing w:before="13" w:after="45"/>
+      </w:pPr>
+      <w:r>
+        <w:rPr>
+          <w:rFonts w:ascii="Source Sans Pro" w:eastAsia="Source Sans Pro" w:hAnsi="Source Sans Pro" w:cs="Source Sans Pro"/>
+          <w:color w:val="000000"/>
+          <w:sz w:val="19"/>
+          <w:szCs w:val="19"/>
+        </w:rPr>
+        <w:t>Developed OWASP Top 10 automated web checker to detect web vulnerabilities (injection, auth, SSRF) and documented SQL injection remediation.</w:t>
       </w:r>
     </w:p>
     <w:p>
@@ -723,22 +723,22 @@
           <w:ilvl w:val="0"/>
           <w:numId w:val="2"/>
         </w:numPr>
-        <w:spacing w:before="13" w:after="27"/>
-      </w:pPr>
-      <w:r>
-        <w:rPr>
-          <w:rFonts w:ascii="Source Sans Pro" w:eastAsia="Source Sans Pro" w:hAnsi="Source Sans Pro" w:cs="Source Sans Pro"/>
-          <w:color w:val="000000"/>
-          <w:sz w:val="19"/>
-          <w:szCs w:val="19"/>
-        </w:rPr>
-        <w:t>Automated scan scheduling via Bash and cron, flagging new CVEs and calculating remediation SLA deadlines (Critical=24hrs, High=7 days, Medium=30 days).</w:t>
+        <w:spacing w:before="13" w:after="45"/>
+      </w:pPr>
+      <w:r>
+        <w:rPr>
+          <w:rFonts w:ascii="Source Sans Pro" w:eastAsia="Source Sans Pro" w:hAnsi="Source Sans Pro" w:cs="Source Sans Pro"/>
+          <w:color w:val="000000"/>
+          <w:sz w:val="19"/>
+          <w:szCs w:val="19"/>
+        </w:rPr>
+        <w:t>Automated scan scheduling via Bash and cron; built delta-scan logic to flag new CVEs and calculate remediation SLA deadlines (Critical=24hrs, High=7 days, Medium=30 days).</w:t>
       </w:r>
     </w:p>
     <w:p>
       <w:pPr>
         <w:pStyle w:val="ListParagraph"/>
-        <w:spacing w:before="14" w:after="14"/>
+        <w:spacing w:before="32" w:after="32"/>
         <w:ind w:left="450"/>
       </w:pPr>
     </w:p>
@@ -747,7 +747,7 @@
         <w:pBdr>
           <w:bottom w:val="single" w:sz="6" w:space="1" w:color="000000"/>
         </w:pBdr>
-        <w:spacing w:before="89" w:after="0"/>
+        <w:spacing w:before="172" w:after="0"/>
       </w:pPr>
       <w:r>
         <w:rPr>
@@ -763,7 +763,7 @@
     </w:p>
     <w:p>
       <w:pPr>
-        <w:spacing w:before="41" w:after="41"/>
+        <w:spacing w:before="62" w:after="62"/>
       </w:pPr>
       <w:r>
         <w:rPr>
@@ -785,7 +785,7 @@
     </w:p>
     <w:p>
       <w:pPr>
-        <w:spacing w:before="41" w:after="41"/>
+        <w:spacing w:before="62" w:after="62"/>
       </w:pPr>
       <w:r>
         <w:rPr>
@@ -807,7 +807,7 @@
     </w:p>
     <w:p>
       <w:pPr>
-        <w:spacing w:before="41" w:after="41"/>
+        <w:spacing w:before="62" w:after="62"/>
       </w:pPr>
       <w:r>
         <w:rPr>
@@ -829,7 +829,7 @@
     </w:p>
     <w:p>
       <w:pPr>
-        <w:spacing w:before="41" w:after="41"/>
+        <w:spacing w:before="62" w:after="62"/>
       </w:pPr>
       <w:r>
         <w:rPr>
@@ -851,7 +851,7 @@
     </w:p>
     <w:p>
       <w:pPr>
-        <w:spacing w:before="41" w:after="41"/>
+        <w:spacing w:before="62" w:after="62"/>
       </w:pPr>
       <w:r>
         <w:rPr>
@@ -868,7 +868,7 @@
           <w:sz w:val="19"/>
           <w:szCs w:val="19"/>
         </w:rPr>
-        <w:t>MITRE ATT&amp;CK, OWASP Top 10, Incident Response (PICERL), audit trail documentation, Cloud Security, Cloud Security Posture, IAM</w:t>
+        <w:t>MITRE ATT&amp;CK, OWASP Top 10, Incident Response (PICERL), audit trail documentation, cloud security, security posture, cloud</w:t>
       </w:r>
     </w:p>
     <w:p>
@@ -876,7 +876,7 @@
         <w:pBdr>
           <w:bottom w:val="single" w:sz="6" w:space="1" w:color="000000"/>
         </w:pBdr>
-        <w:spacing w:before="14" w:after="14"/>
+        <w:spacing w:before="32" w:after="32"/>
         <w:rPr>
           <w:rFonts w:ascii="Source Sans Pro" w:eastAsia="Source Sans Pro" w:hAnsi="Source Sans Pro" w:cs="Source Sans Pro"/>
           <w:b/>
@@ -892,7 +892,7 @@
         <w:pBdr>
           <w:bottom w:val="single" w:sz="6" w:space="1" w:color="000000"/>
         </w:pBdr>
-        <w:spacing w:before="89" w:after="0"/>
+        <w:spacing w:before="172" w:after="0"/>
       </w:pPr>
       <w:r>
         <w:rPr>
@@ -913,7 +913,7 @@
           <w:ilvl w:val="0"/>
           <w:numId w:val="2"/>
         </w:numPr>
-        <w:spacing w:before="13" w:after="27"/>
+        <w:spacing w:before="13" w:after="45"/>
       </w:pPr>
       <w:r>
         <w:rPr>
@@ -932,7 +932,7 @@
           <w:ilvl w:val="0"/>
           <w:numId w:val="2"/>
         </w:numPr>
-        <w:spacing w:before="13" w:after="27"/>
+        <w:spacing w:before="13" w:after="45"/>
       </w:pPr>
       <w:r>
         <w:rPr>
